--- a/docs/Ver1.1.10.6/データ集約_シナリオ編集画面説明書_V11106.docx
+++ b/docs/Ver1.1.10.6/データ集約_シナリオ編集画面説明書_V11106.docx
@@ -2598,6 +2598,52 @@
                 <w:sz w:val="18"/>
               </w:rPr>
               <w:t>最大 10 件で止める。</w:t>
+            </w:r>
+          </w:p>
+        </w:tc>
+      </w:tr>
+    </w:tbl>
+    <w:p/>
+    <w:tbl>
+      <w:tblPr>
+        <w:tblW w:type="auto" w:w="0"/>
+        <w:tblLook w:firstColumn="1" w:firstRow="1" w:lastColumn="0" w:lastRow="0" w:noHBand="0" w:noVBand="1" w:val="04A0"/>
+      </w:tblPr>
+      <w:tblGrid>
+        <w:gridCol w:w="9638"/>
+      </w:tblGrid>
+      <w:tr>
+        <w:tc>
+          <w:tcPr>
+            <w:tcW w:type="dxa" w:w="9638"/>
+            <w:shd w:fill="FFF3CD" w:val="clear"/>
+            <w:tcBorders>
+              <w:top w:val="single" w:sz="4" w:space="0" w:color="B0B8C1"/>
+              <w:left w:val="single" w:sz="4" w:space="0" w:color="B0B8C1"/>
+              <w:bottom w:val="single" w:sz="4" w:space="0" w:color="B0B8C1"/>
+              <w:right w:val="single" w:sz="4" w:space="0" w:color="B0B8C1"/>
+            </w:tcBorders>
+          </w:tcPr>
+          <w:p>
+            <w:r>
+              <w:rPr>
+                <w:rFonts w:ascii="游ゴシック" w:hAnsi="游ゴシック" w:eastAsia="游ゴシック"/>
+                <w:b/>
+                <w:color w:val="7A4F01"/>
+                <w:sz w:val="20"/>
+              </w:rPr>
+              <w:t>【注意】取得件数の上限</w:t>
+            </w:r>
+          </w:p>
+          <w:p>
+            <w:r>
+              <w:rPr>
+                <w:rFonts w:ascii="游ゴシック" w:hAnsi="游ゴシック" w:eastAsia="游ゴシック"/>
+                <w:b w:val="0"/>
+                <w:color w:val="444444"/>
+                <w:sz w:val="20"/>
+              </w:rPr>
+              <w:t>「N件」に達すると、その先にデータがあってもそこで止める。上限の見直しはデバッグで確認する（警告が出る）。本番の一括実行では警告画面は出さず、上限件数のまま完了する。</w:t>
             </w:r>
           </w:p>
         </w:tc>
@@ -5907,6 +5953,21 @@
         <w:t>おかしいときは、ファイル・シート・座標・オフセットの順に見直す。</w:t>
       </w:r>
     </w:p>
+    <w:p>
+      <w:pPr>
+        <w:pStyle w:val="ListBullet"/>
+        <w:spacing w:after="40"/>
+      </w:pPr>
+      <w:r>
+        <w:rPr>
+          <w:rFonts w:ascii="游ゴシック" w:hAnsi="游ゴシック" w:eastAsia="游ゴシック"/>
+          <w:b w:val="0"/>
+          <w:color w:val="444444"/>
+          <w:sz w:val="21"/>
+        </w:rPr>
+        <w:t>主キーの取得件数が「N件」の上限に達したときは、分かりやすい警告を出す。シナリオの取得件数を見直し、必要なら直してから本番の一括へ進む。</w:t>
+      </w:r>
+    </w:p>
     <w:tbl>
       <w:tblPr>
         <w:tblW w:type="auto" w:w="0"/>
@@ -7022,7 +7083,347 @@
           <w:color w:val="1F3A5F"/>
           <w:sz w:val="32"/>
         </w:rPr>
-        <w:t>8. ほかの説明書</w:t>
+        <w:t>8. メイン画面のスキャンと一括（概要）</w:t>
+      </w:r>
+    </w:p>
+    <w:p>
+      <w:pPr>
+        <w:spacing w:after="120"/>
+      </w:pPr>
+      <w:r>
+        <w:rPr>
+          <w:rFonts w:ascii="游ゴシック" w:hAnsi="游ゴシック" w:eastAsia="游ゴシック"/>
+          <w:b w:val="0"/>
+          <w:color w:val="444444"/>
+          <w:sz w:val="21"/>
+        </w:rPr>
+        <w:t>シナリオ編集の前後で使う、メイン画面の動きである。基準フォルダのスキャンと、一括実行時の見え方をまとめる。</w:t>
+      </w:r>
+    </w:p>
+    <w:p>
+      <w:pPr>
+        <w:pStyle w:val="Heading2"/>
+      </w:pPr>
+      <w:r>
+        <w:rPr>
+          <w:rFonts w:ascii="游ゴシック" w:hAnsi="游ゴシック" w:eastAsia="游ゴシック"/>
+          <w:b/>
+          <w:color w:val="1F3A5F"/>
+          <w:sz w:val="26"/>
+        </w:rPr>
+        <w:t>8.1 基準フォルダのスキャン</w:t>
+      </w:r>
+    </w:p>
+    <w:tbl>
+      <w:tblPr>
+        <w:tblW w:type="auto" w:w="0"/>
+        <w:jc w:val="center"/>
+        <w:tblLayout w:type="autofit"/>
+        <w:tblLook w:firstColumn="1" w:firstRow="1" w:lastColumn="0" w:lastRow="0" w:noHBand="0" w:noVBand="1" w:val="04A0"/>
+      </w:tblPr>
+      <w:tblGrid>
+        <w:gridCol w:w="4819"/>
+        <w:gridCol w:w="4819"/>
+      </w:tblGrid>
+      <w:tr>
+        <w:tc>
+          <w:tcPr>
+            <w:tcW w:type="dxa" w:w="4819"/>
+            <w:shd w:fill="1F3A5F" w:val="clear"/>
+            <w:tcBorders>
+              <w:top w:val="single" w:sz="4" w:space="0" w:color="B0B8C1"/>
+              <w:left w:val="single" w:sz="4" w:space="0" w:color="B0B8C1"/>
+              <w:bottom w:val="single" w:sz="4" w:space="0" w:color="B0B8C1"/>
+              <w:right w:val="single" w:sz="4" w:space="0" w:color="B0B8C1"/>
+            </w:tcBorders>
+          </w:tcPr>
+          <w:p>
+            <w:r/>
+            <w:r>
+              <w:rPr>
+                <w:rFonts w:ascii="游ゴシック" w:hAnsi="游ゴシック" w:eastAsia="游ゴシック"/>
+                <w:b/>
+                <w:color w:val="FFFFFF"/>
+                <w:sz w:val="18"/>
+              </w:rPr>
+              <w:t>状態</w:t>
+            </w:r>
+          </w:p>
+        </w:tc>
+        <w:tc>
+          <w:tcPr>
+            <w:tcW w:type="dxa" w:w="4819"/>
+            <w:shd w:fill="1F3A5F" w:val="clear"/>
+            <w:tcBorders>
+              <w:top w:val="single" w:sz="4" w:space="0" w:color="B0B8C1"/>
+              <w:left w:val="single" w:sz="4" w:space="0" w:color="B0B8C1"/>
+              <w:bottom w:val="single" w:sz="4" w:space="0" w:color="B0B8C1"/>
+              <w:right w:val="single" w:sz="4" w:space="0" w:color="B0B8C1"/>
+            </w:tcBorders>
+          </w:tcPr>
+          <w:p>
+            <w:r/>
+            <w:r>
+              <w:rPr>
+                <w:rFonts w:ascii="游ゴシック" w:hAnsi="游ゴシック" w:eastAsia="游ゴシック"/>
+                <w:b/>
+                <w:color w:val="FFFFFF"/>
+                <w:sz w:val="18"/>
+              </w:rPr>
+              <w:t>ボタンの動き</w:t>
+            </w:r>
+          </w:p>
+        </w:tc>
+      </w:tr>
+      <w:tr>
+        <w:tc>
+          <w:tcPr>
+            <w:tcW w:type="dxa" w:w="4819"/>
+            <w:tcBorders>
+              <w:top w:val="single" w:sz="4" w:space="0" w:color="B0B8C1"/>
+              <w:left w:val="single" w:sz="4" w:space="0" w:color="B0B8C1"/>
+              <w:bottom w:val="single" w:sz="4" w:space="0" w:color="B0B8C1"/>
+              <w:right w:val="single" w:sz="4" w:space="0" w:color="B0B8C1"/>
+            </w:tcBorders>
+          </w:tcPr>
+          <w:p>
+            <w:r/>
+            <w:r>
+              <w:rPr>
+                <w:rFonts w:ascii="游ゴシック" w:hAnsi="游ゴシック" w:eastAsia="游ゴシック"/>
+                <w:b w:val="0"/>
+                <w:color w:val="444444"/>
+                <w:sz w:val="18"/>
+              </w:rPr>
+              <w:t>スキャン中</w:t>
+            </w:r>
+          </w:p>
+        </w:tc>
+        <w:tc>
+          <w:tcPr>
+            <w:tcW w:type="dxa" w:w="4819"/>
+            <w:tcBorders>
+              <w:top w:val="single" w:sz="4" w:space="0" w:color="B0B8C1"/>
+              <w:left w:val="single" w:sz="4" w:space="0" w:color="B0B8C1"/>
+              <w:bottom w:val="single" w:sz="4" w:space="0" w:color="B0B8C1"/>
+              <w:right w:val="single" w:sz="4" w:space="0" w:color="B0B8C1"/>
+            </w:tcBorders>
+          </w:tcPr>
+          <w:p>
+            <w:r/>
+            <w:r>
+              <w:rPr>
+                <w:rFonts w:ascii="游ゴシック" w:hAnsi="游ゴシック" w:eastAsia="游ゴシック"/>
+                <w:b w:val="0"/>
+                <w:color w:val="444444"/>
+                <w:sz w:val="18"/>
+              </w:rPr>
+              <w:t>一括実行・読込・保存・デバッグ・出力などを押せない。</w:t>
+            </w:r>
+          </w:p>
+        </w:tc>
+      </w:tr>
+      <w:tr>
+        <w:tc>
+          <w:tcPr>
+            <w:tcW w:type="dxa" w:w="4819"/>
+            <w:shd w:fill="F4F7FA" w:val="clear"/>
+            <w:tcBorders>
+              <w:top w:val="single" w:sz="4" w:space="0" w:color="B0B8C1"/>
+              <w:left w:val="single" w:sz="4" w:space="0" w:color="B0B8C1"/>
+              <w:bottom w:val="single" w:sz="4" w:space="0" w:color="B0B8C1"/>
+              <w:right w:val="single" w:sz="4" w:space="0" w:color="B0B8C1"/>
+            </w:tcBorders>
+          </w:tcPr>
+          <w:p>
+            <w:r/>
+            <w:r>
+              <w:rPr>
+                <w:rFonts w:ascii="游ゴシック" w:hAnsi="游ゴシック" w:eastAsia="游ゴシック"/>
+                <w:b w:val="0"/>
+                <w:color w:val="444444"/>
+                <w:sz w:val="18"/>
+              </w:rPr>
+              <w:t>スキャン成功</w:t>
+            </w:r>
+          </w:p>
+        </w:tc>
+        <w:tc>
+          <w:tcPr>
+            <w:tcW w:type="dxa" w:w="4819"/>
+            <w:shd w:fill="F4F7FA" w:val="clear"/>
+            <w:tcBorders>
+              <w:top w:val="single" w:sz="4" w:space="0" w:color="B0B8C1"/>
+              <w:left w:val="single" w:sz="4" w:space="0" w:color="B0B8C1"/>
+              <w:bottom w:val="single" w:sz="4" w:space="0" w:color="B0B8C1"/>
+              <w:right w:val="single" w:sz="4" w:space="0" w:color="B0B8C1"/>
+            </w:tcBorders>
+          </w:tcPr>
+          <w:p>
+            <w:r/>
+            <w:r>
+              <w:rPr>
+                <w:rFonts w:ascii="游ゴシック" w:hAnsi="游ゴシック" w:eastAsia="游ゴシック"/>
+                <w:b w:val="0"/>
+                <w:color w:val="444444"/>
+                <w:sz w:val="18"/>
+              </w:rPr>
+              <w:t>通常どおり使える。一括では、この結果を引き継ぎ、同じ条件の再スキャンを省略する。</w:t>
+            </w:r>
+          </w:p>
+        </w:tc>
+      </w:tr>
+      <w:tr>
+        <w:tc>
+          <w:tcPr>
+            <w:tcW w:type="dxa" w:w="4819"/>
+            <w:tcBorders>
+              <w:top w:val="single" w:sz="4" w:space="0" w:color="B0B8C1"/>
+              <w:left w:val="single" w:sz="4" w:space="0" w:color="B0B8C1"/>
+              <w:bottom w:val="single" w:sz="4" w:space="0" w:color="B0B8C1"/>
+              <w:right w:val="single" w:sz="4" w:space="0" w:color="B0B8C1"/>
+            </w:tcBorders>
+          </w:tcPr>
+          <w:p>
+            <w:r/>
+            <w:r>
+              <w:rPr>
+                <w:rFonts w:ascii="游ゴシック" w:hAnsi="游ゴシック" w:eastAsia="游ゴシック"/>
+                <w:b w:val="0"/>
+                <w:color w:val="444444"/>
+                <w:sz w:val="18"/>
+              </w:rPr>
+              <w:t>スキャン失敗（自動リトライ後）</w:t>
+            </w:r>
+          </w:p>
+        </w:tc>
+        <w:tc>
+          <w:tcPr>
+            <w:tcW w:type="dxa" w:w="4819"/>
+            <w:tcBorders>
+              <w:top w:val="single" w:sz="4" w:space="0" w:color="B0B8C1"/>
+              <w:left w:val="single" w:sz="4" w:space="0" w:color="B0B8C1"/>
+              <w:bottom w:val="single" w:sz="4" w:space="0" w:color="B0B8C1"/>
+              <w:right w:val="single" w:sz="4" w:space="0" w:color="B0B8C1"/>
+            </w:tcBorders>
+          </w:tcPr>
+          <w:p>
+            <w:r/>
+            <w:r>
+              <w:rPr>
+                <w:rFonts w:ascii="游ゴシック" w:hAnsi="游ゴシック" w:eastAsia="游ゴシック"/>
+                <w:b w:val="0"/>
+                <w:color w:val="444444"/>
+                <w:sz w:val="18"/>
+              </w:rPr>
+              <w:t>一括実行とデバッグだけ押せない。読込・保存・出力・再検索は使える。</w:t>
+            </w:r>
+          </w:p>
+        </w:tc>
+      </w:tr>
+    </w:tbl>
+    <w:p/>
+    <w:p>
+      <w:pPr>
+        <w:pStyle w:val="ListBullet"/>
+        <w:spacing w:after="40"/>
+      </w:pPr>
+      <w:r>
+        <w:rPr>
+          <w:rFonts w:ascii="游ゴシック" w:hAnsi="游ゴシック" w:eastAsia="游ゴシック"/>
+          <w:b w:val="0"/>
+          <w:color w:val="444444"/>
+          <w:sz w:val="21"/>
+        </w:rPr>
+        <w:t>失敗時は自動でやり直す（既定 3 回・間隔 約 1 秒）。それでもだめなときは、条件を直して「検索実行」する。</w:t>
+      </w:r>
+    </w:p>
+    <w:p>
+      <w:pPr>
+        <w:pStyle w:val="ListBullet"/>
+        <w:spacing w:after="40"/>
+      </w:pPr>
+      <w:r>
+        <w:rPr>
+          <w:rFonts w:ascii="游ゴシック" w:hAnsi="游ゴシック" w:eastAsia="游ゴシック"/>
+          <w:b w:val="0"/>
+          <w:color w:val="444444"/>
+          <w:sz w:val="21"/>
+        </w:rPr>
+        <w:t>再検索が成功すると、一括実行とデバッグも再び使える。</w:t>
+      </w:r>
+    </w:p>
+    <w:p>
+      <w:pPr>
+        <w:pStyle w:val="Heading2"/>
+      </w:pPr>
+      <w:r>
+        <w:rPr>
+          <w:rFonts w:ascii="游ゴシック" w:hAnsi="游ゴシック" w:eastAsia="游ゴシック"/>
+          <w:b/>
+          <w:color w:val="1F3A5F"/>
+          <w:sz w:val="26"/>
+        </w:rPr>
+        <w:t>8.2 一括実行の進捗</w:t>
+      </w:r>
+    </w:p>
+    <w:p>
+      <w:pPr>
+        <w:pStyle w:val="ListBullet"/>
+        <w:spacing w:after="40"/>
+      </w:pPr>
+      <w:r>
+        <w:rPr>
+          <w:rFonts w:ascii="游ゴシック" w:hAnsi="游ゴシック" w:eastAsia="游ゴシック"/>
+          <w:b w:val="0"/>
+          <w:color w:val="444444"/>
+          <w:sz w:val="21"/>
+        </w:rPr>
+        <w:t>ネットワーク上のフォルダ（UNC など）は、いったん TEMP へマウントしてから読み取る（並列コピー）。進捗には「マウント」と出る。</w:t>
+      </w:r>
+    </w:p>
+    <w:p>
+      <w:pPr>
+        <w:pStyle w:val="ListBullet"/>
+        <w:spacing w:after="40"/>
+      </w:pPr>
+      <w:r>
+        <w:rPr>
+          <w:rFonts w:ascii="游ゴシック" w:hAnsi="游ゴシック" w:eastAsia="游ゴシック"/>
+          <w:b w:val="0"/>
+          <w:color w:val="444444"/>
+          <w:sz w:val="21"/>
+        </w:rPr>
+        <w:t>進捗の件数（N/M）は、並列でも完了した分だけが増える（途中で減らない）。</w:t>
+      </w:r>
+    </w:p>
+    <w:p>
+      <w:pPr>
+        <w:pStyle w:val="ListBullet"/>
+        <w:spacing w:after="40"/>
+      </w:pPr>
+      <w:r>
+        <w:rPr>
+          <w:rFonts w:ascii="游ゴシック" w:hAnsi="游ゴシック" w:eastAsia="游ゴシック"/>
+          <w:b w:val="0"/>
+          <w:color w:val="444444"/>
+          <w:sz w:val="21"/>
+        </w:rPr>
+        <w:t>本番の一括では、主キー取得件数の上限超過でも警告画面は出さない。上限の確認はデバッグで行う。</w:t>
+      </w:r>
+    </w:p>
+    <w:p>
+      <w:pPr>
+        <w:pStyle w:val="Heading1"/>
+      </w:pPr>
+      <w:r>
+        <w:rPr>
+          <w:rFonts w:ascii="游ゴシック" w:hAnsi="游ゴシック" w:eastAsia="游ゴシック"/>
+          <w:b/>
+          <w:color w:val="1F3A5F"/>
+          <w:sz w:val="32"/>
+        </w:rPr>
+        <w:t>9. ほかの説明書</w:t>
       </w:r>
     </w:p>
     <w:tbl>
